--- a/examples/autoencoder/doc/01_autoenc_e.docx
+++ b/examples/autoencoder/doc/01_autoenc_e.docx
@@ -91,6 +91,45 @@
       </w:pPr>
       <w:r>
         <w:rPr>
+          <w:rStyle w:val="FunctionTok"/>
+        </w:rPr>
+        <w:t xml:space="preserve">source</w:t>
+      </w:r>
+      <w:r>
+        <w:rPr>
+          <w:rStyle w:val="NormalTok"/>
+        </w:rPr>
+        <w:t xml:space="preserve">(</w:t>
+      </w:r>
+      <w:r>
+        <w:rPr>
+          <w:rStyle w:val="FunctionTok"/>
+        </w:rPr>
+        <w:t xml:space="preserve">url</w:t>
+      </w:r>
+      <w:r>
+        <w:rPr>
+          <w:rStyle w:val="NormalTok"/>
+        </w:rPr>
+        <w:t xml:space="preserve">(</w:t>
+      </w:r>
+      <w:r>
+        <w:rPr>
+          <w:rStyle w:val="StringTok"/>
+        </w:rPr>
+        <w:t xml:space="preserve">"https://raw.githubusercontent.com/cefet-rj-dal/daltoolboxdp/main/examples/seed.R"</w:t>
+      </w:r>
+      <w:r>
+        <w:rPr>
+          <w:rStyle w:val="NormalTok"/>
+        </w:rPr>
+        <w:t xml:space="preserve">))</w:t>
+      </w:r>
+      <w:r>
+        <w:br/>
+      </w:r>
+      <w:r>
+        <w:rPr>
           <w:rStyle w:val="CommentTok"/>
         </w:rPr>
         <w:t xml:space="preserve"># Vanilla autoencoder transformation (encode)</w:t>
@@ -453,6 +492,21 @@
       </w:r>
       <w:r>
         <w:rPr>
+          <w:rStyle w:val="FunctionTok"/>
+        </w:rPr>
+        <w:t xml:space="preserve">set_example_seed</w:t>
+      </w:r>
+      <w:r>
+        <w:rPr>
+          <w:rStyle w:val="NormalTok"/>
+        </w:rPr>
+        <w:t xml:space="preserve">()</w:t>
+      </w:r>
+      <w:r>
+        <w:br/>
+      </w:r>
+      <w:r>
+        <w:rPr>
           <w:rStyle w:val="NormalTok"/>
         </w:rPr>
         <w:t xml:space="preserve">preproc </w:t>
@@ -822,6 +876,21 @@
           <w:rStyle w:val="NormalTok"/>
         </w:rPr>
         <w:t xml:space="preserve">)</w:t>
+      </w:r>
+      <w:r>
+        <w:br/>
+      </w:r>
+      <w:r>
+        <w:rPr>
+          <w:rStyle w:val="FunctionTok"/>
+        </w:rPr>
+        <w:t xml:space="preserve">set_example_seed</w:t>
+      </w:r>
+      <w:r>
+        <w:rPr>
+          <w:rStyle w:val="NormalTok"/>
+        </w:rPr>
+        <w:t xml:space="preserve">()</w:t>
       </w:r>
       <w:r>
         <w:br/>
@@ -1681,7 +1750,7 @@
               <a:graphicData uri="http://schemas.openxmlformats.org/drawingml/2006/picture">
                 <pic:pic>
                   <pic:nvPicPr>
-                    <pic:cNvPr descr="/home/gpca/daltoolboxdp/examples/autoencoder/doc/01_autoenc_e_files/e26bbea5726242dec49b64cdd259157da883c911.png" id="11" name="Picture"/>
+                    <pic:cNvPr descr="/home/gpca/daltoolboxdp/examples/autoencoder/doc/01_autoenc_e_files/3742345403e165f3706d947928bf5014e0d331b4.png" id="11" name="Picture"/>
                     <pic:cNvPicPr>
                       <a:picLocks noChangeArrowheads="1" noChangeAspect="1"/>
                     </pic:cNvPicPr>
@@ -1887,61 +1956,61 @@
         <w:rPr>
           <w:rStyle w:val="VerbatimChar"/>
         </w:rPr>
-        <w:t xml:space="preserve">##            [,1]      [,2]       [,3]</w:t>
-      </w:r>
-      <w:r>
-        <w:br/>
-      </w:r>
-      <w:r>
-        <w:rPr>
-          <w:rStyle w:val="VerbatimChar"/>
-        </w:rPr>
-        <w:t xml:space="preserve">## [1,] -0.8496088 0.9715996 -0.7870337</w:t>
-      </w:r>
-      <w:r>
-        <w:br/>
-      </w:r>
-      <w:r>
-        <w:rPr>
-          <w:rStyle w:val="VerbatimChar"/>
-        </w:rPr>
-        <w:t xml:space="preserve">## [2,] -0.8944652 1.0527227 -0.8533332</w:t>
-      </w:r>
-      <w:r>
-        <w:br/>
-      </w:r>
-      <w:r>
-        <w:rPr>
-          <w:rStyle w:val="VerbatimChar"/>
-        </w:rPr>
-        <w:t xml:space="preserve">## [3,] -0.9118177 1.1005423 -0.8889802</w:t>
-      </w:r>
-      <w:r>
-        <w:br/>
-      </w:r>
-      <w:r>
-        <w:rPr>
-          <w:rStyle w:val="VerbatimChar"/>
-        </w:rPr>
-        <w:t xml:space="preserve">## [4,] -0.8968036 1.1074293 -0.8888928</w:t>
-      </w:r>
-      <w:r>
-        <w:br/>
-      </w:r>
-      <w:r>
-        <w:rPr>
-          <w:rStyle w:val="VerbatimChar"/>
-        </w:rPr>
-        <w:t xml:space="preserve">## [5,] -0.8491573 1.0694983 -0.8489845</w:t>
-      </w:r>
-      <w:r>
-        <w:br/>
-      </w:r>
-      <w:r>
-        <w:rPr>
-          <w:rStyle w:val="VerbatimChar"/>
-        </w:rPr>
-        <w:t xml:space="preserve">## [6,] -0.7756076 0.9994130 -0.7784725</w:t>
+        <w:t xml:space="preserve">##            [,1]       [,2]       [,3]</w:t>
+      </w:r>
+      <w:r>
+        <w:br/>
+      </w:r>
+      <w:r>
+        <w:rPr>
+          <w:rStyle w:val="VerbatimChar"/>
+        </w:rPr>
+        <w:t xml:space="preserve">## [1,] -0.8076045 -0.9357777 -1.0908371</w:t>
+      </w:r>
+      <w:r>
+        <w:br/>
+      </w:r>
+      <w:r>
+        <w:rPr>
+          <w:rStyle w:val="VerbatimChar"/>
+        </w:rPr>
+        <w:t xml:space="preserve">## [2,] -0.8834542 -1.0363986 -1.1289582</w:t>
+      </w:r>
+      <w:r>
+        <w:br/>
+      </w:r>
+      <w:r>
+        <w:rPr>
+          <w:rStyle w:val="VerbatimChar"/>
+        </w:rPr>
+        <w:t xml:space="preserve">## [3,] -0.9292879 -1.0998564 -1.1295601</w:t>
+      </w:r>
+      <w:r>
+        <w:br/>
+      </w:r>
+      <w:r>
+        <w:rPr>
+          <w:rStyle w:val="VerbatimChar"/>
+        </w:rPr>
+        <w:t xml:space="preserve">## [4,] -0.9427536 -1.1235946 -1.0916647</w:t>
+      </w:r>
+      <w:r>
+        <w:br/>
+      </w:r>
+      <w:r>
+        <w:rPr>
+          <w:rStyle w:val="VerbatimChar"/>
+        </w:rPr>
+        <w:t xml:space="preserve">## [5,] -0.9279286 -1.1109335 -1.0202658</w:t>
+      </w:r>
+      <w:r>
+        <w:br/>
+      </w:r>
+      <w:r>
+        <w:rPr>
+          <w:rStyle w:val="VerbatimChar"/>
+        </w:rPr>
+        <w:t xml:space="preserve">## [6,] -0.8858334 -1.0626917 -0.9198178</w:t>
       </w:r>
     </w:p>
     <w:p>

--- a/examples/autoencoder/doc/01_autoenc_e.docx
+++ b/examples/autoencoder/doc/01_autoenc_e.docx
@@ -1750,7 +1750,7 @@
               <a:graphicData uri="http://schemas.openxmlformats.org/drawingml/2006/picture">
                 <pic:pic>
                   <pic:nvPicPr>
-                    <pic:cNvPr descr="/home/gpca/daltoolboxdp/examples/autoencoder/doc/01_autoenc_e_files/3742345403e165f3706d947928bf5014e0d331b4.png" id="11" name="Picture"/>
+                    <pic:cNvPr descr="C:\Git\dal\daltoolboxdp\examples\autoencoder\doc\01_autoenc_e_files/c0009885c555a0af62095c0ad0de8df8c34491da.png" id="11" name="Picture"/>
                     <pic:cNvPicPr>
                       <a:picLocks noChangeArrowheads="1" noChangeAspect="1"/>
                     </pic:cNvPicPr>
@@ -1965,25 +1965,25 @@
         <w:rPr>
           <w:rStyle w:val="VerbatimChar"/>
         </w:rPr>
-        <w:t xml:space="preserve">## [1,] -0.8076045 -0.9357777 -1.0908371</w:t>
-      </w:r>
-      <w:r>
-        <w:br/>
-      </w:r>
-      <w:r>
-        <w:rPr>
-          <w:rStyle w:val="VerbatimChar"/>
-        </w:rPr>
-        <w:t xml:space="preserve">## [2,] -0.8834542 -1.0363986 -1.1289582</w:t>
-      </w:r>
-      <w:r>
-        <w:br/>
-      </w:r>
-      <w:r>
-        <w:rPr>
-          <w:rStyle w:val="VerbatimChar"/>
-        </w:rPr>
-        <w:t xml:space="preserve">## [3,] -0.9292879 -1.0998564 -1.1295601</w:t>
+        <w:t xml:space="preserve">## [1,] -0.8076045 -0.9357776 -1.0908371</w:t>
+      </w:r>
+      <w:r>
+        <w:br/>
+      </w:r>
+      <w:r>
+        <w:rPr>
+          <w:rStyle w:val="VerbatimChar"/>
+        </w:rPr>
+        <w:t xml:space="preserve">## [2,] -0.8834543 -1.0363986 -1.1289583</w:t>
+      </w:r>
+      <w:r>
+        <w:br/>
+      </w:r>
+      <w:r>
+        <w:rPr>
+          <w:rStyle w:val="VerbatimChar"/>
+        </w:rPr>
+        <w:t xml:space="preserve">## [3,] -0.9292879 -1.0998565 -1.1295601</w:t>
       </w:r>
       <w:r>
         <w:br/>
@@ -2001,16 +2001,16 @@
         <w:rPr>
           <w:rStyle w:val="VerbatimChar"/>
         </w:rPr>
-        <w:t xml:space="preserve">## [5,] -0.9279286 -1.1109335 -1.0202658</w:t>
-      </w:r>
-      <w:r>
-        <w:br/>
-      </w:r>
-      <w:r>
-        <w:rPr>
-          <w:rStyle w:val="VerbatimChar"/>
-        </w:rPr>
-        <w:t xml:space="preserve">## [6,] -0.8858334 -1.0626917 -0.9198178</w:t>
+        <w:t xml:space="preserve">## [5,] -0.9279286 -1.1109335 -1.0202659</w:t>
+      </w:r>
+      <w:r>
+        <w:br/>
+      </w:r>
+      <w:r>
+        <w:rPr>
+          <w:rStyle w:val="VerbatimChar"/>
+        </w:rPr>
+        <w:t xml:space="preserve">## [6,] -0.8858335 -1.0626916 -0.9198179</w:t>
       </w:r>
     </w:p>
     <w:p>

--- a/examples/autoencoder/doc/01_autoenc_e.docx
+++ b/examples/autoencoder/doc/01_autoenc_e.docx
@@ -1750,7 +1750,7 @@
               <a:graphicData uri="http://schemas.openxmlformats.org/drawingml/2006/picture">
                 <pic:pic>
                   <pic:nvPicPr>
-                    <pic:cNvPr descr="C:\Git\dal\daltoolboxdp\examples\autoencoder\doc\01_autoenc_e_files/c0009885c555a0af62095c0ad0de8df8c34491da.png" id="11" name="Picture"/>
+                    <pic:cNvPr descr="/home/gpca/daltoolboxdp/examples/autoencoder/doc/01_autoenc_e_files/3742345403e165f3706d947928bf5014e0d331b4.png" id="11" name="Picture"/>
                     <pic:cNvPicPr>
                       <a:picLocks noChangeArrowheads="1" noChangeAspect="1"/>
                     </pic:cNvPicPr>
@@ -1965,25 +1965,25 @@
         <w:rPr>
           <w:rStyle w:val="VerbatimChar"/>
         </w:rPr>
-        <w:t xml:space="preserve">## [1,] -0.8076045 -0.9357776 -1.0908371</w:t>
-      </w:r>
-      <w:r>
-        <w:br/>
-      </w:r>
-      <w:r>
-        <w:rPr>
-          <w:rStyle w:val="VerbatimChar"/>
-        </w:rPr>
-        <w:t xml:space="preserve">## [2,] -0.8834543 -1.0363986 -1.1289583</w:t>
-      </w:r>
-      <w:r>
-        <w:br/>
-      </w:r>
-      <w:r>
-        <w:rPr>
-          <w:rStyle w:val="VerbatimChar"/>
-        </w:rPr>
-        <w:t xml:space="preserve">## [3,] -0.9292879 -1.0998565 -1.1295601</w:t>
+        <w:t xml:space="preserve">## [1,] -0.8076045 -0.9357777 -1.0908371</w:t>
+      </w:r>
+      <w:r>
+        <w:br/>
+      </w:r>
+      <w:r>
+        <w:rPr>
+          <w:rStyle w:val="VerbatimChar"/>
+        </w:rPr>
+        <w:t xml:space="preserve">## [2,] -0.8834542 -1.0363986 -1.1289582</w:t>
+      </w:r>
+      <w:r>
+        <w:br/>
+      </w:r>
+      <w:r>
+        <w:rPr>
+          <w:rStyle w:val="VerbatimChar"/>
+        </w:rPr>
+        <w:t xml:space="preserve">## [3,] -0.9292879 -1.0998564 -1.1295601</w:t>
       </w:r>
       <w:r>
         <w:br/>
@@ -2001,16 +2001,16 @@
         <w:rPr>
           <w:rStyle w:val="VerbatimChar"/>
         </w:rPr>
-        <w:t xml:space="preserve">## [5,] -0.9279286 -1.1109335 -1.0202659</w:t>
-      </w:r>
-      <w:r>
-        <w:br/>
-      </w:r>
-      <w:r>
-        <w:rPr>
-          <w:rStyle w:val="VerbatimChar"/>
-        </w:rPr>
-        <w:t xml:space="preserve">## [6,] -0.8858335 -1.0626916 -0.9198179</w:t>
+        <w:t xml:space="preserve">## [5,] -0.9279286 -1.1109335 -1.0202658</w:t>
+      </w:r>
+      <w:r>
+        <w:br/>
+      </w:r>
+      <w:r>
+        <w:rPr>
+          <w:rStyle w:val="VerbatimChar"/>
+        </w:rPr>
+        <w:t xml:space="preserve">## [6,] -0.8858334 -1.0626917 -0.9198178</w:t>
       </w:r>
     </w:p>
     <w:p>
